--- a/docx_resources/Вечірня-Утреня/В,У - Мінея/02-Лютий/24-__-1_2_Йоана.docx
+++ b/docx_resources/Вечірня-Утреня/В,У - Мінея/02-Лютий/24-__-1_2_Йоана.docx
@@ -55,6 +55,7 @@
         <w:rPr>
           <w:rFonts w:ascii="Times New Roman" w:hAnsi="Times New Roman" w:cs="Times New Roman"/>
           <w:b/>
+          <w:sz w:val="24"/>
         </w:rPr>
         <w:t>ВЕЧІРНЯ</w:t>
       </w:r>
@@ -9015,6 +9016,7 @@
           <w:b/>
           <w:i/>
           <w:color w:val="FF0000"/>
+          <w:sz w:val="24"/>
         </w:rPr>
         <w:t>Вечірні молитви</w:t>
       </w:r>
@@ -9436,6 +9438,7 @@
           <w:b/>
           <w:i/>
           <w:color w:val="FF0000"/>
+          <w:sz w:val="24"/>
         </w:rPr>
         <w:t>Велика ектенія</w:t>
       </w:r>
@@ -13555,6 +13558,7 @@
           <w:b/>
           <w:i/>
           <w:color w:val="FF0000"/>
+          <w:sz w:val="24"/>
         </w:rPr>
         <w:lastRenderedPageBreak/>
         <w:t>Блажен муж</w:t>
@@ -15237,6 +15241,7 @@
           <w:b/>
           <w:i/>
           <w:color w:val="FF0000"/>
+          <w:sz w:val="24"/>
         </w:rPr>
         <w:t>Мала єктенія</w:t>
       </w:r>
@@ -18110,6 +18115,7 @@
           <w:b/>
           <w:i/>
           <w:color w:val="FF0000"/>
+          <w:sz w:val="24"/>
         </w:rPr>
         <w:t>Стихири</w:t>
       </w:r>
@@ -22607,6 +22613,7 @@
           <w:b/>
           <w:i/>
           <w:color w:val="FF0000"/>
+          <w:sz w:val="24"/>
         </w:rPr>
         <w:t>Прокімен</w:t>
       </w:r>
@@ -22615,6 +22622,7 @@
           <w:rFonts w:ascii="Times New Roman" w:eastAsia="Times New Roman" w:hAnsi="Times New Roman" w:cs="Times New Roman"/>
           <w:i/>
           <w:color w:val="FF0000"/>
+          <w:sz w:val="24"/>
         </w:rPr>
         <w:t>:</w:t>
       </w:r>
@@ -23569,6 +23577,7 @@
           <w:b/>
           <w:i/>
           <w:color w:val="FF0000"/>
+          <w:sz w:val="24"/>
         </w:rPr>
         <w:lastRenderedPageBreak/>
         <w:t>Сподоб</w:t>
@@ -23579,6 +23588,7 @@
           <w:b/>
           <w:i/>
           <w:color w:val="FF0000"/>
+          <w:sz w:val="24"/>
         </w:rPr>
         <w:t>и, Господи</w:t>
       </w:r>
@@ -23824,6 +23834,7 @@
           <w:b/>
           <w:i/>
           <w:color w:val="FF0000"/>
+          <w:sz w:val="24"/>
         </w:rPr>
         <w:t>Ектенія</w:t>
       </w:r>
@@ -26960,6 +26971,7 @@
           <w:b/>
           <w:i/>
           <w:color w:val="FF0000"/>
+          <w:sz w:val="24"/>
         </w:rPr>
         <w:t>Пісня Симеона</w:t>
       </w:r>
@@ -29447,6 +29459,7 @@
           <w:b/>
           <w:i/>
           <w:color w:val="FF0000"/>
+          <w:sz w:val="24"/>
         </w:rPr>
         <w:t>Тропарі</w:t>
       </w:r>
@@ -29565,6 +29578,7 @@
           <w:b/>
           <w:i/>
           <w:color w:val="FF0000"/>
+          <w:sz w:val="24"/>
         </w:rPr>
         <w:t>Єктенія усильного благання</w:t>
       </w:r>
@@ -32390,6 +32404,7 @@
       <w:r>
         <w:rPr>
           <w:rFonts w:ascii="Times New Roman" w:hAnsi="Times New Roman"/>
+          <w:sz w:val="24"/>
         </w:rPr>
         <w:br w:type="page"/>
       </w:r>
@@ -32408,6 +32423,7 @@
         <w:rPr>
           <w:rFonts w:ascii="Times New Roman" w:hAnsi="Times New Roman" w:cs="Times New Roman"/>
           <w:b/>
+          <w:sz w:val="24"/>
         </w:rPr>
         <w:lastRenderedPageBreak/>
         <w:t>УТРЕНЯ</w:t>
@@ -34932,6 +34948,7 @@
           <w:b/>
           <w:i/>
           <w:color w:val="FF0000"/>
+          <w:sz w:val="24"/>
         </w:rPr>
         <w:t>Утренні молитви</w:t>
       </w:r>
@@ -35418,6 +35435,7 @@
           <w:b/>
           <w:i/>
           <w:color w:val="FF0000"/>
+          <w:sz w:val="24"/>
         </w:rPr>
         <w:t>Мирна ектенія</w:t>
       </w:r>
@@ -39540,6 +39558,7 @@
           <w:b/>
           <w:i/>
           <w:color w:val="FF0000"/>
+          <w:sz w:val="24"/>
         </w:rPr>
         <w:t>Бог Господь...</w:t>
       </w:r>
@@ -39548,6 +39567,7 @@
           <w:rFonts w:ascii="Times New Roman" w:eastAsia="Times New Roman" w:hAnsi="Times New Roman" w:cs="Times New Roman"/>
           <w:i/>
           <w:color w:val="FF0000"/>
+          <w:sz w:val="24"/>
         </w:rPr>
         <w:t xml:space="preserve"> (Пс. 117), глас 4</w:t>
       </w:r>
@@ -39754,6 +39774,7 @@
           <w:b/>
           <w:i/>
           <w:color w:val="FF0000"/>
+          <w:sz w:val="24"/>
         </w:rPr>
         <w:t>Тропарі</w:t>
       </w:r>
@@ -39870,6 +39891,7 @@
           <w:b/>
           <w:i/>
           <w:color w:val="FF0000"/>
+          <w:sz w:val="24"/>
         </w:rPr>
         <w:t>Мала єктенія</w:t>
       </w:r>
@@ -41153,6 +41175,7 @@
           <w:b/>
           <w:i/>
           <w:color w:val="FF0000"/>
+          <w:sz w:val="24"/>
         </w:rPr>
         <w:t>Перший сідальний</w:t>
       </w:r>
@@ -41258,6 +41281,7 @@
           <w:b/>
           <w:i/>
           <w:color w:val="FF0000"/>
+          <w:sz w:val="24"/>
         </w:rPr>
         <w:t>Мала єктенія</w:t>
       </w:r>
@@ -42525,6 +42549,7 @@
           <w:b/>
           <w:i/>
           <w:color w:val="FF0000"/>
+          <w:sz w:val="24"/>
         </w:rPr>
         <w:lastRenderedPageBreak/>
         <w:t>Другий сідальний</w:t>
@@ -43009,6 +43034,7 @@
           <w:b/>
           <w:i/>
           <w:color w:val="FF0000"/>
+          <w:sz w:val="24"/>
         </w:rPr>
         <w:t>Величання</w:t>
       </w:r>
@@ -43234,6 +43260,7 @@
           <w:b/>
           <w:i/>
           <w:color w:val="FF0000"/>
+          <w:sz w:val="24"/>
         </w:rPr>
         <w:t>Мала єктенія</w:t>
       </w:r>
@@ -44171,6 +44198,7 @@
           <w:b/>
           <w:i/>
           <w:color w:val="FF0000"/>
+          <w:sz w:val="24"/>
         </w:rPr>
         <w:t>Сідальний</w:t>
       </w:r>
@@ -44241,6 +44269,7 @@
           <w:b/>
           <w:i/>
           <w:color w:val="FF0000"/>
+          <w:sz w:val="24"/>
         </w:rPr>
         <w:t>Степенна пісня Антифон 1</w:t>
       </w:r>
@@ -44249,6 +44278,7 @@
           <w:rFonts w:ascii="Times New Roman" w:eastAsia="Times New Roman" w:hAnsi="Times New Roman" w:cs="Times New Roman"/>
           <w:i/>
           <w:color w:val="FF0000"/>
+          <w:sz w:val="24"/>
         </w:rPr>
         <w:t xml:space="preserve"> (глас 4)</w:t>
       </w:r>
@@ -44498,6 +44528,7 @@
           <w:b/>
           <w:i/>
           <w:color w:val="FF0000"/>
+          <w:sz w:val="24"/>
         </w:rPr>
         <w:t>Прокімен</w:t>
       </w:r>
@@ -45768,6 +45799,7 @@
           <w:b/>
           <w:i/>
           <w:color w:val="FF0000"/>
+          <w:sz w:val="24"/>
         </w:rPr>
         <w:t>Псалом 50</w:t>
       </w:r>
@@ -46419,6 +46451,7 @@
           <w:b/>
           <w:i/>
           <w:color w:val="FF0000"/>
+          <w:sz w:val="24"/>
         </w:rPr>
         <w:t>Ектенія:</w:t>
       </w:r>
@@ -47676,6 +47709,7 @@
           <w:b/>
           <w:i/>
           <w:color w:val="FF0000"/>
+          <w:sz w:val="24"/>
         </w:rPr>
         <w:t>Мала єктенія</w:t>
       </w:r>
@@ -49819,6 +49853,7 @@
           <w:b/>
           <w:i/>
           <w:color w:val="FF0000"/>
+          <w:sz w:val="24"/>
         </w:rPr>
         <w:t>Мала єктенія</w:t>
       </w:r>
@@ -51827,6 +51862,7 @@
           <w:b/>
           <w:i/>
           <w:color w:val="FF0000"/>
+          <w:sz w:val="24"/>
         </w:rPr>
         <w:t>Пісня Богородиці</w:t>
       </w:r>
@@ -53735,6 +53771,7 @@
           <w:b/>
           <w:i/>
           <w:color w:val="FF0000"/>
+          <w:sz w:val="24"/>
         </w:rPr>
         <w:t>Світильний</w:t>
       </w:r>
@@ -53743,6 +53780,7 @@
           <w:rFonts w:ascii="Times New Roman" w:eastAsia="Times New Roman" w:hAnsi="Times New Roman" w:cs="Times New Roman"/>
           <w:i/>
           <w:color w:val="FF0000"/>
+          <w:sz w:val="24"/>
         </w:rPr>
         <w:t>:</w:t>
       </w:r>
@@ -54628,6 +54666,7 @@
           <w:b/>
           <w:i/>
           <w:color w:val="FF0000"/>
+          <w:sz w:val="24"/>
         </w:rPr>
         <w:t>Мале славослов'я</w:t>
       </w:r>
@@ -55276,6 +55315,7 @@
           <w:b/>
           <w:i/>
           <w:color w:val="FF0000"/>
+          <w:sz w:val="24"/>
         </w:rPr>
         <w:t>Прохальна єктенія:</w:t>
       </w:r>
@@ -60591,6 +60631,7 @@
           <w:b/>
           <w:i/>
           <w:color w:val="FF0000"/>
+          <w:sz w:val="24"/>
         </w:rPr>
         <w:t>Тропар</w:t>
       </w:r>
@@ -60689,6 +60730,7 @@
           <w:b/>
           <w:i/>
           <w:color w:val="FF0000"/>
+          <w:sz w:val="24"/>
         </w:rPr>
         <w:t>Єктенія усильного благання</w:t>
       </w:r>
@@ -60697,6 +60739,7 @@
           <w:rFonts w:ascii="Times New Roman" w:eastAsia="Times New Roman" w:hAnsi="Times New Roman" w:cs="Times New Roman"/>
           <w:b/>
           <w:color w:val="FF0000"/>
+          <w:sz w:val="24"/>
         </w:rPr>
         <w:t>:</w:t>
       </w:r>
